--- a/CS SEMINAR/New folder/E PAPER technology.docx
+++ b/CS SEMINAR/New folder/E PAPER technology.docx
@@ -998,17 +998,7 @@
           <w:sz w:val="24"/>
           <w:szCs w:val="24"/>
         </w:rPr>
-        <w:t>ST/CS/</w:t>
-      </w:r>
-      <w:bookmarkStart w:id="0" w:name="_GoBack"/>
-      <w:bookmarkEnd w:id="0"/>
-      <w:r>
-        <w:rPr>
-          <w:b/>
-          <w:sz w:val="24"/>
-          <w:szCs w:val="24"/>
-        </w:rPr>
-        <w:t>ND/21/0</w:t>
+        <w:t>ST/CS/ND/21/0</w:t>
       </w:r>
       <w:r>
         <w:rPr>
@@ -4260,7 +4250,7 @@
           <w:szCs w:val="24"/>
         </w:rPr>
         <w:lastRenderedPageBreak/>
-        <w:t>REFERENCE</w:t>
+        <w:t>Reference</w:t>
       </w:r>
     </w:p>
     <w:p>
@@ -4511,7 +4501,14 @@
           <w:sz w:val="24"/>
           <w:szCs w:val="24"/>
         </w:rPr>
-        <w:t xml:space="preserve">”. Retrieved 30th November, 2020 from </w:t>
+        <w:t xml:space="preserve"> </w:t>
+      </w:r>
+      <w:r>
+        <w:rPr>
+          <w:sz w:val="24"/>
+          <w:szCs w:val="24"/>
+        </w:rPr>
+        <w:t xml:space="preserve">from </w:t>
       </w:r>
       <w:hyperlink r:id="rId13" w:history="1">
         <w:r>
@@ -4569,7 +4566,7 @@
           <w:sz w:val="24"/>
           <w:szCs w:val="24"/>
         </w:rPr>
-        <w:t xml:space="preserve">. Retrieved 25th January, 2021 from </w:t>
+        <w:t xml:space="preserve">. from </w:t>
       </w:r>
       <w:hyperlink r:id="rId14" w:history="1">
         <w:r>
@@ -4578,16 +4575,9 @@
             <w:sz w:val="24"/>
             <w:szCs w:val="24"/>
           </w:rPr>
-          <w:t>http://www.computerworld.com/s/article/320085/thefuture-of-E-paper</w:t>
+          <w:t>http://www.computerworld.com/s/article /320085/thefuture-of-E-paper</w:t>
         </w:r>
       </w:hyperlink>
-      <w:r>
-        <w:rPr>
-          <w:sz w:val="24"/>
-          <w:szCs w:val="24"/>
-        </w:rPr>
-        <w:t xml:space="preserve"> on </w:t>
-      </w:r>
     </w:p>
     <w:p>
       <w:pPr>
@@ -4618,7 +4608,7 @@
           <w:sz w:val="24"/>
           <w:szCs w:val="24"/>
         </w:rPr>
-        <w:t>. Retrieved from https://www.eink.com/technology/ultra-low-power-consumption.html</w:t>
+        <w:t>. from https://www.eink.com/technology/ultra-low-power-consumption.html</w:t>
       </w:r>
     </w:p>
     <w:p>
@@ -4684,6 +4674,8 @@
         </w:rPr>
         <w:t>, 16(7), 595-604.</w:t>
       </w:r>
+      <w:bookmarkStart w:id="0" w:name="_GoBack"/>
+      <w:bookmarkEnd w:id="0"/>
     </w:p>
     <w:p>
       <w:pPr>
@@ -4699,7 +4691,35 @@
           <w:sz w:val="24"/>
           <w:szCs w:val="24"/>
         </w:rPr>
-        <w:t xml:space="preserve">Lee, S. &amp; Kim, Y. (2018). Motion Enhancement for Electronic Paper Display Using Hybrid Liquid Crystal Driving Scheme. </w:t>
+        <w:t>Kim, Y.</w:t>
+      </w:r>
+      <w:r>
+        <w:rPr>
+          <w:sz w:val="24"/>
+          <w:szCs w:val="24"/>
+        </w:rPr>
+        <w:t xml:space="preserve"> &amp;</w:t>
+      </w:r>
+      <w:r>
+        <w:rPr>
+          <w:sz w:val="24"/>
+          <w:szCs w:val="24"/>
+        </w:rPr>
+        <w:t xml:space="preserve"> </w:t>
+      </w:r>
+      <w:r>
+        <w:rPr>
+          <w:sz w:val="24"/>
+          <w:szCs w:val="24"/>
+        </w:rPr>
+        <w:t xml:space="preserve">Lee, S. </w:t>
+      </w:r>
+      <w:r>
+        <w:rPr>
+          <w:sz w:val="24"/>
+          <w:szCs w:val="24"/>
+        </w:rPr>
+        <w:t xml:space="preserve">(2018). Motion Enhancement for Electronic Paper Display Using Hybrid Liquid Crystal Driving Scheme. </w:t>
       </w:r>
       <w:r>
         <w:rPr>
@@ -4746,7 +4766,31 @@
           <w:sz w:val="24"/>
           <w:szCs w:val="24"/>
         </w:rPr>
-        <w:t>. Retrieved from https://www.lgdisplay.com/products/e-paper</w:t>
+        <w:t xml:space="preserve">. from </w:t>
+      </w:r>
+      <w:hyperlink r:id="rId15" w:history="1">
+        <w:r>
+          <w:rPr>
+            <w:rStyle w:val="Hyperlink"/>
+            <w:sz w:val="24"/>
+            <w:szCs w:val="24"/>
+          </w:rPr>
+          <w:t>https://www.lgdisplay.com/</w:t>
+        </w:r>
+      </w:hyperlink>
+      <w:r>
+        <w:rPr>
+          <w:sz w:val="24"/>
+          <w:szCs w:val="24"/>
+        </w:rPr>
+        <w:t xml:space="preserve"> </w:t>
+      </w:r>
+      <w:r>
+        <w:rPr>
+          <w:sz w:val="24"/>
+          <w:szCs w:val="24"/>
+        </w:rPr>
+        <w:t>products/e-paper</w:t>
       </w:r>
     </w:p>
     <w:p>
@@ -6820,6 +6864,18 @@
       <w:lang w:val="en-GB" w:eastAsia="en-GB"/>
     </w:rPr>
   </w:style>
+  <w:style w:type="character" w:styleId="UnresolvedMention">
+    <w:name w:val="Unresolved Mention"/>
+    <w:basedOn w:val="DefaultParagraphFont"/>
+    <w:uiPriority w:val="99"/>
+    <w:semiHidden/>
+    <w:unhideWhenUsed/>
+    <w:rsid w:val="0000618A"/>
+    <w:rPr>
+      <w:color w:val="605E5C"/>
+      <w:shd w:val="clear" w:color="auto" w:fill="E1DFDD"/>
+    </w:rPr>
+  </w:style>
 </w:styles>
 </file>
 
